--- a/tareas/Actividad Notebook 01 – Introducción a Python (1).docx
+++ b/tareas/Actividad Notebook 01 – Introducción a Python (1).docx
@@ -4,98 +4,163 @@
   <w:body>
     <w:p>
       <w:pPr>
+        <w:ind w:left="0"/>
+        <w:rPr>
+          <w:b/>
+          <w:bCs/>
+          <w:color w:val="000000" w:themeColor="text1"/>
+          <w:highlight w:val="yellow"/>
+        </w:rPr>
+      </w:pPr>
+      <w:r>
+        <w:rPr>
+          <w:b/>
+          <w:bCs/>
+          <w:color w:val="000000" w:themeColor="text1"/>
+          <w:highlight w:val="yellow"/>
+        </w:rPr>
+        <w:t>Universidad Metropolitana Castro Carazo</w:t>
+      </w:r>
+    </w:p>
+    <w:p>
+      <w:pPr>
         <w:spacing w:after="160"/>
         <w:ind w:left="0"/>
         <w:rPr>
+          <w:color w:val="000000" w:themeColor="text1"/>
+          <w:highlight w:val="yellow"/>
+        </w:rPr>
+      </w:pPr>
+      <w:r>
+        <w:rPr>
           <w:b/>
           <w:bCs/>
-        </w:rPr>
-      </w:pPr>
+          <w:color w:val="000000" w:themeColor="text1"/>
+          <w:highlight w:val="yellow"/>
+        </w:rPr>
+        <w:t>Facultad d</w:t>
+      </w:r>
       <w:r>
         <w:rPr>
           <w:b/>
           <w:bCs/>
-        </w:rPr>
-        <w:t>Universidad Metropolitana Castro Carazo</w:t>
+          <w:color w:val="000000" w:themeColor="text1"/>
+          <w:highlight w:val="yellow"/>
+        </w:rPr>
+        <w:t xml:space="preserve">e Informática </w:t>
+      </w:r>
+      <w:r>
+        <w:rPr>
+          <w:color w:val="000000" w:themeColor="text1"/>
+          <w:highlight w:val="yellow"/>
+        </w:rPr>
+        <w:br/>
+      </w:r>
+      <w:r>
+        <w:rPr>
+          <w:b/>
+          <w:bCs/>
+          <w:color w:val="000000" w:themeColor="text1"/>
+          <w:highlight w:val="yellow"/>
+        </w:rPr>
+        <w:t>Curso:</w:t>
+      </w:r>
+      <w:r>
+        <w:rPr>
+          <w:color w:val="000000" w:themeColor="text1"/>
+          <w:highlight w:val="yellow"/>
+        </w:rPr>
+        <w:t xml:space="preserve"> </w:t>
+      </w:r>
+      <w:r>
+        <w:rPr>
+          <w:color w:val="000000" w:themeColor="text1"/>
+          <w:highlight w:val="yellow"/>
+        </w:rPr>
+        <w:t>Programación</w:t>
+      </w:r>
+      <w:r>
+        <w:rPr>
+          <w:color w:val="000000" w:themeColor="text1"/>
+          <w:highlight w:val="yellow"/>
+        </w:rPr>
+        <w:br/>
+      </w:r>
+      <w:r>
+        <w:rPr>
+          <w:b/>
+          <w:bCs/>
+          <w:color w:val="000000" w:themeColor="text1"/>
+          <w:highlight w:val="yellow"/>
+        </w:rPr>
+        <w:t>Profesor:</w:t>
+      </w:r>
+      <w:r>
+        <w:rPr>
+          <w:color w:val="000000" w:themeColor="text1"/>
+          <w:highlight w:val="yellow"/>
+        </w:rPr>
+        <w:t xml:space="preserve"> </w:t>
+      </w:r>
+      <w:r>
+        <w:rPr>
+          <w:color w:val="000000" w:themeColor="text1"/>
+          <w:highlight w:val="yellow"/>
+        </w:rPr>
+        <w:t xml:space="preserve">Ing. </w:t>
+      </w:r>
+      <w:r>
+        <w:rPr>
+          <w:color w:val="000000" w:themeColor="text1"/>
+          <w:highlight w:val="yellow"/>
+        </w:rPr>
+        <w:t>Andrés Mena Abarca</w:t>
+      </w:r>
+      <w:r>
+        <w:rPr>
+          <w:color w:val="000000" w:themeColor="text1"/>
+          <w:highlight w:val="yellow"/>
+        </w:rPr>
+        <w:br/>
+      </w:r>
+      <w:r>
+        <w:rPr>
+          <w:b/>
+          <w:bCs/>
+          <w:color w:val="000000" w:themeColor="text1"/>
+          <w:highlight w:val="yellow"/>
+        </w:rPr>
+        <w:t>Semana:</w:t>
+      </w:r>
+      <w:r>
+        <w:rPr>
+          <w:color w:val="000000" w:themeColor="text1"/>
+          <w:highlight w:val="yellow"/>
+        </w:rPr>
+        <w:t xml:space="preserve"> </w:t>
+      </w:r>
+      <w:r>
+        <w:rPr>
+          <w:color w:val="000000" w:themeColor="text1"/>
+          <w:highlight w:val="yellow"/>
+        </w:rPr>
+        <w:t>04</w:t>
       </w:r>
     </w:p>
     <w:p>
       <w:pPr>
         <w:spacing w:after="160"/>
         <w:ind w:left="0"/>
-      </w:pPr>
-      <w:r>
-        <w:rPr>
-          <w:b/>
-          <w:bCs/>
-        </w:rPr>
-        <w:t>Facultad d</w:t>
-      </w:r>
-      <w:r>
-        <w:rPr>
-          <w:b/>
-          <w:bCs/>
-        </w:rPr>
-        <w:t xml:space="preserve">e Informática </w:t>
-      </w:r>
-      <w:r>
-        <w:br/>
-      </w:r>
-      <w:r>
-        <w:rPr>
-          <w:b/>
-          <w:bCs/>
-        </w:rPr>
-        <w:t>Curso:</w:t>
-      </w:r>
-      <w:r>
-        <w:t xml:space="preserve"> </w:t>
-      </w:r>
-      <w:r>
-        <w:t>Programación</w:t>
-      </w:r>
-      <w:r>
-        <w:br/>
-      </w:r>
-      <w:r>
-        <w:rPr>
-          <w:b/>
-          <w:bCs/>
-        </w:rPr>
-        <w:t>Profesor:</w:t>
-      </w:r>
-      <w:r>
-        <w:t xml:space="preserve"> </w:t>
-      </w:r>
-      <w:r>
-        <w:t xml:space="preserve">Ing. </w:t>
-      </w:r>
-      <w:r>
-        <w:t>Andrés Mena Abarca</w:t>
-      </w:r>
-      <w:r>
-        <w:br/>
-      </w:r>
-      <w:r>
-        <w:rPr>
-          <w:b/>
-          <w:bCs/>
-        </w:rPr>
-        <w:t>Semana:</w:t>
-      </w:r>
-      <w:r>
-        <w:t xml:space="preserve"> </w:t>
-      </w:r>
-      <w:r>
-        <w:t>04</w:t>
-      </w:r>
-    </w:p>
-    <w:p>
-      <w:pPr>
-        <w:spacing w:after="160"/>
-        <w:ind w:left="0"/>
-      </w:pPr>
-      <w:r>
+        <w:rPr>
+          <w:color w:val="000000" w:themeColor="text1"/>
+          <w:highlight w:val="yellow"/>
+        </w:rPr>
+      </w:pPr>
+      <w:r>
+        <w:rPr>
+          <w:color w:val="000000" w:themeColor="text1"/>
+          <w:highlight w:val="yellow"/>
+        </w:rPr>
         <w:pict w14:anchorId="08C7A8AD">
           <v:rect id="_x0000_i1026" style="width:0;height:1.5pt" o:hrstd="t" o:hr="t" fillcolor="#a0a0a0" stroked="f"/>
         </w:pict>
@@ -106,29 +171,119 @@
         <w:spacing w:after="160"/>
         <w:ind w:left="0"/>
         <w:rPr>
+          <w:color w:val="000000" w:themeColor="text1"/>
+          <w:sz w:val="28"/>
+          <w:szCs w:val="20"/>
+          <w:highlight w:val="yellow"/>
+        </w:rPr>
+      </w:pPr>
+      <w:r>
+        <w:rPr>
           <w:b/>
           <w:bCs/>
+          <w:color w:val="000000" w:themeColor="text1"/>
           <w:sz w:val="28"/>
           <w:szCs w:val="20"/>
+          <w:highlight w:val="yellow"/>
+        </w:rPr>
+        <w:t>Nombre del Estudiante:</w:t>
+      </w:r>
+      <w:r>
+        <w:rPr>
+          <w:color w:val="000000" w:themeColor="text1"/>
+          <w:sz w:val="28"/>
+          <w:szCs w:val="20"/>
+          <w:highlight w:val="yellow"/>
+        </w:rPr>
+        <w:br/>
+      </w:r>
+      <w:r>
+        <w:rPr>
+          <w:i/>
+          <w:iCs/>
+          <w:color w:val="000000" w:themeColor="text1"/>
+          <w:sz w:val="28"/>
+          <w:szCs w:val="20"/>
+          <w:highlight w:val="yellow"/>
+        </w:rPr>
+        <w:t xml:space="preserve">Byron Montero Barrantes </w:t>
+      </w:r>
+    </w:p>
+    <w:p>
+      <w:pPr>
+        <w:spacing w:after="160"/>
+        <w:ind w:left="0"/>
+        <w:rPr>
+          <w:color w:val="000000" w:themeColor="text1"/>
+          <w:sz w:val="28"/>
+          <w:szCs w:val="20"/>
+          <w:highlight w:val="yellow"/>
         </w:rPr>
       </w:pPr>
       <w:r>
         <w:rPr>
           <w:b/>
           <w:bCs/>
+          <w:color w:val="000000" w:themeColor="text1"/>
           <w:sz w:val="28"/>
           <w:szCs w:val="20"/>
-        </w:rPr>
-        <w:t xml:space="preserve">Actividad: </w:t>
-      </w:r>
-      <w:r>
+          <w:highlight w:val="yellow"/>
+        </w:rPr>
+        <w:t>URL del Repositorio Público:</w:t>
+      </w:r>
+      <w:r>
+        <w:rPr>
+          <w:color w:val="000000" w:themeColor="text1"/>
+          <w:sz w:val="28"/>
+          <w:szCs w:val="20"/>
+          <w:highlight w:val="yellow"/>
+        </w:rPr>
+        <w:br/>
+      </w:r>
+      <w:hyperlink r:id="rId8" w:history="1">
+        <w:r>
+          <w:rPr>
+            <w:rStyle w:val="Hipervnculo"/>
+            <w:color w:val="000000" w:themeColor="text1"/>
+            <w:highlight w:val="yellow"/>
+          </w:rPr>
+          <w:t xml:space="preserve">https://github.com/byronmonterob9-gif/2026C2-G03-PROGRAMACI-N/blob/main/NOTEBOOKS/2. Segundo an%C3%A1lisis de casos %E2%80%93 Fundamentos de </w:t>
+        </w:r>
+        <w:proofErr w:type="spellStart"/>
+        <w:r>
+          <w:rPr>
+            <w:rStyle w:val="Hipervnculo"/>
+            <w:color w:val="000000" w:themeColor="text1"/>
+            <w:highlight w:val="yellow"/>
+          </w:rPr>
+          <w:t>Python.ipynb</w:t>
+        </w:r>
+        <w:proofErr w:type="spellEnd"/>
+      </w:hyperlink>
+    </w:p>
+    <w:p>
+      <w:pPr>
+        <w:spacing w:after="160"/>
+        <w:ind w:left="0"/>
         <w:rPr>
           <w:b/>
           <w:bCs/>
+          <w:color w:val="000000" w:themeColor="text1"/>
           <w:sz w:val="28"/>
           <w:szCs w:val="20"/>
-        </w:rPr>
-        <w:t>NOTEBOOK 01 - Introducción a Python</w:t>
+          <w:highlight w:val="yellow"/>
+        </w:rPr>
+      </w:pPr>
+      <w:r>
+        <w:rPr>
+          <w:b/>
+          <w:bCs/>
+          <w:color w:val="000000" w:themeColor="text1"/>
+          <w:sz w:val="28"/>
+          <w:szCs w:val="20"/>
+          <w:highlight w:val="yellow"/>
+        </w:rPr>
+        <w:t xml:space="preserve">Instrucciones: </w:t>
       </w:r>
     </w:p>
     <w:p>
@@ -136,34 +291,44 @@
         <w:spacing w:after="160"/>
         <w:ind w:left="0"/>
         <w:rPr>
-          <w:sz w:val="28"/>
-          <w:szCs w:val="20"/>
-        </w:rPr>
-      </w:pPr>
+          <w:color w:val="000000" w:themeColor="text1"/>
+          <w:sz w:val="24"/>
+          <w:szCs w:val="18"/>
+          <w:highlight w:val="yellow"/>
+          <w:lang w:val="es-CR"/>
+        </w:rPr>
+      </w:pPr>
+      <w:r>
+        <w:rPr>
+          <w:color w:val="000000" w:themeColor="text1"/>
+          <w:sz w:val="24"/>
+          <w:szCs w:val="18"/>
+          <w:highlight w:val="yellow"/>
+          <w:lang w:val="es-CR"/>
+        </w:rPr>
+        <w:t xml:space="preserve">Durante la clase, el estudiante deberá completar el </w:t>
+      </w:r>
       <w:r>
         <w:rPr>
           <w:b/>
           <w:bCs/>
-          <w:sz w:val="28"/>
-          <w:szCs w:val="20"/>
-        </w:rPr>
-        <w:t>Nombre del Estudiante:</w:t>
-      </w:r>
-      <w:r>
-        <w:rPr>
-          <w:sz w:val="28"/>
-          <w:szCs w:val="20"/>
-        </w:rPr>
-        <w:br/>
-      </w:r>
-      <w:r>
-        <w:rPr>
-          <w:i/>
-          <w:iCs/>
-          <w:sz w:val="28"/>
-          <w:szCs w:val="20"/>
-        </w:rPr>
-        <w:t>(Escribe tu nombre completo aquí)</w:t>
+          <w:color w:val="000000" w:themeColor="text1"/>
+          <w:sz w:val="24"/>
+          <w:szCs w:val="18"/>
+          <w:highlight w:val="yellow"/>
+          <w:lang w:val="es-CR"/>
+        </w:rPr>
+        <w:t>Notebook 01 – Introducción a Python</w:t>
+      </w:r>
+      <w:r>
+        <w:rPr>
+          <w:color w:val="000000" w:themeColor="text1"/>
+          <w:sz w:val="24"/>
+          <w:szCs w:val="18"/>
+          <w:highlight w:val="yellow"/>
+          <w:lang w:val="es-CR"/>
+        </w:rPr>
+        <w:t>, resolviendo las actividades indicadas en las celdas correspondientes.</w:t>
       </w:r>
     </w:p>
     <w:p>
@@ -171,34 +336,22 @@
         <w:spacing w:after="160"/>
         <w:ind w:left="0"/>
         <w:rPr>
-          <w:sz w:val="28"/>
-          <w:szCs w:val="20"/>
-        </w:rPr>
-      </w:pPr>
-      <w:r>
-        <w:rPr>
-          <w:b/>
-          <w:bCs/>
-          <w:sz w:val="28"/>
-          <w:szCs w:val="20"/>
-        </w:rPr>
-        <w:t>URL del Repositorio Público:</w:t>
-      </w:r>
-      <w:r>
-        <w:rPr>
-          <w:sz w:val="28"/>
-          <w:szCs w:val="20"/>
-        </w:rPr>
-        <w:br/>
-      </w:r>
-      <w:r>
-        <w:rPr>
-          <w:i/>
-          <w:iCs/>
-          <w:sz w:val="28"/>
-          <w:szCs w:val="20"/>
-        </w:rPr>
-        <w:t>(Pega aquí el enlace al repositorio público en GitHub)</w:t>
+          <w:color w:val="000000" w:themeColor="text1"/>
+          <w:sz w:val="24"/>
+          <w:szCs w:val="18"/>
+          <w:highlight w:val="yellow"/>
+          <w:lang w:val="es-CR"/>
+        </w:rPr>
+      </w:pPr>
+      <w:r>
+        <w:rPr>
+          <w:color w:val="000000" w:themeColor="text1"/>
+          <w:sz w:val="24"/>
+          <w:szCs w:val="18"/>
+          <w:highlight w:val="yellow"/>
+          <w:lang w:val="es-CR"/>
+        </w:rPr>
+        <w:t>El notebook debe quedar completo, con el código ejecutado y las respuestas solicitadas.</w:t>
       </w:r>
     </w:p>
     <w:p>
@@ -206,91 +359,18 @@
         <w:spacing w:after="160"/>
         <w:ind w:left="0"/>
         <w:rPr>
-          <w:b/>
-          <w:bCs/>
-          <w:sz w:val="28"/>
-          <w:szCs w:val="20"/>
-        </w:rPr>
-      </w:pPr>
-      <w:r>
-        <w:rPr>
-          <w:b/>
-          <w:bCs/>
-          <w:sz w:val="28"/>
-          <w:szCs w:val="20"/>
-        </w:rPr>
-        <w:t xml:space="preserve">Instrucciones: </w:t>
-      </w:r>
-    </w:p>
-    <w:p>
-      <w:pPr>
-        <w:spacing w:after="160"/>
-        <w:ind w:left="0"/>
-        <w:rPr>
+          <w:color w:val="000000" w:themeColor="text1"/>
           <w:sz w:val="24"/>
           <w:szCs w:val="18"/>
-          <w:lang w:val="es-CR"/>
-        </w:rPr>
-      </w:pPr>
-      <w:r>
-        <w:rPr>
+          <w:highlight w:val="yellow"/>
+        </w:rPr>
+      </w:pPr>
+      <w:r>
+        <w:rPr>
+          <w:color w:val="000000" w:themeColor="text1"/>
           <w:sz w:val="24"/>
           <w:szCs w:val="18"/>
-          <w:lang w:val="es-CR"/>
-        </w:rPr>
-        <w:t xml:space="preserve">Durante la clase, el estudiante deberá completar el </w:t>
-      </w:r>
-      <w:r>
-        <w:rPr>
-          <w:b/>
-          <w:bCs/>
-          <w:sz w:val="24"/>
-          <w:szCs w:val="18"/>
-          <w:lang w:val="es-CR"/>
-        </w:rPr>
-        <w:t>Notebook 01 – Introducción a Python</w:t>
-      </w:r>
-      <w:r>
-        <w:rPr>
-          <w:sz w:val="24"/>
-          <w:szCs w:val="18"/>
-          <w:lang w:val="es-CR"/>
-        </w:rPr>
-        <w:t>, resolviendo las actividades indicadas en las celdas correspondientes.</w:t>
-      </w:r>
-    </w:p>
-    <w:p>
-      <w:pPr>
-        <w:spacing w:after="160"/>
-        <w:ind w:left="0"/>
-        <w:rPr>
-          <w:sz w:val="24"/>
-          <w:szCs w:val="18"/>
-          <w:lang w:val="es-CR"/>
-        </w:rPr>
-      </w:pPr>
-      <w:r>
-        <w:rPr>
-          <w:sz w:val="24"/>
-          <w:szCs w:val="18"/>
-          <w:lang w:val="es-CR"/>
-        </w:rPr>
-        <w:t>El notebook debe quedar completo, con el código ejecutado y las respuestas solicitadas.</w:t>
-      </w:r>
-    </w:p>
-    <w:p>
-      <w:pPr>
-        <w:spacing w:after="160"/>
-        <w:ind w:left="0"/>
-        <w:rPr>
-          <w:sz w:val="24"/>
-          <w:szCs w:val="18"/>
-        </w:rPr>
-      </w:pPr>
-      <w:r>
-        <w:rPr>
-          <w:sz w:val="24"/>
-          <w:szCs w:val="18"/>
+          <w:highlight w:val="yellow"/>
         </w:rPr>
         <w:pict w14:anchorId="18252A81">
           <v:rect id="_x0000_i1027" style="width:0;height:1.5pt" o:hralign="center" o:hrstd="t" o:hr="t" fillcolor="#a0a0a0" stroked="f"/>
@@ -304,8 +384,10 @@
         <w:rPr>
           <w:b/>
           <w:bCs/>
+          <w:color w:val="000000" w:themeColor="text1"/>
           <w:sz w:val="28"/>
           <w:szCs w:val="20"/>
+          <w:highlight w:val="yellow"/>
         </w:rPr>
       </w:pPr>
       <w:bookmarkStart w:id="0" w:name="entrega"/>
@@ -313,8 +395,10 @@
         <w:rPr>
           <w:b/>
           <w:bCs/>
+          <w:color w:val="000000" w:themeColor="text1"/>
           <w:sz w:val="28"/>
           <w:szCs w:val="20"/>
+          <w:highlight w:val="yellow"/>
         </w:rPr>
         <w:t>Entrega</w:t>
       </w:r>
@@ -325,9 +409,10 @@
         <w:ind w:left="0"/>
         <w:rPr>
           <w:rFonts w:asciiTheme="minorHAnsi" w:eastAsia="Times New Roman" w:hAnsiTheme="minorHAnsi" w:cs="Times New Roman"/>
-          <w:color w:val="auto"/>
+          <w:color w:val="000000" w:themeColor="text1"/>
           <w:kern w:val="0"/>
           <w:sz w:val="24"/>
+          <w:highlight w:val="yellow"/>
           <w:lang w:val="es-CR" w:eastAsia="en-US"/>
           <w14:ligatures w14:val="none"/>
         </w:rPr>
@@ -335,9 +420,10 @@
       <w:r>
         <w:rPr>
           <w:rFonts w:asciiTheme="minorHAnsi" w:eastAsia="Times New Roman" w:hAnsiTheme="minorHAnsi" w:cs="Times New Roman"/>
-          <w:color w:val="auto"/>
+          <w:color w:val="000000" w:themeColor="text1"/>
           <w:kern w:val="0"/>
           <w:sz w:val="24"/>
+          <w:highlight w:val="yellow"/>
           <w:lang w:val="es-CR" w:eastAsia="en-US"/>
           <w14:ligatures w14:val="none"/>
         </w:rPr>
@@ -348,9 +434,10 @@
           <w:rFonts w:asciiTheme="minorHAnsi" w:eastAsia="Times New Roman" w:hAnsiTheme="minorHAnsi" w:cs="Times New Roman"/>
           <w:b/>
           <w:bCs/>
-          <w:color w:val="auto"/>
+          <w:color w:val="000000" w:themeColor="text1"/>
           <w:kern w:val="0"/>
           <w:sz w:val="24"/>
+          <w:highlight w:val="yellow"/>
           <w:lang w:val="es-CR" w:eastAsia="en-US"/>
           <w14:ligatures w14:val="none"/>
         </w:rPr>
@@ -359,9 +446,10 @@
       <w:r>
         <w:rPr>
           <w:rFonts w:asciiTheme="minorHAnsi" w:eastAsia="Times New Roman" w:hAnsiTheme="minorHAnsi" w:cs="Times New Roman"/>
-          <w:color w:val="auto"/>
+          <w:color w:val="000000" w:themeColor="text1"/>
           <w:kern w:val="0"/>
           <w:sz w:val="24"/>
+          <w:highlight w:val="yellow"/>
           <w:lang w:val="es-CR" w:eastAsia="en-US"/>
           <w14:ligatures w14:val="none"/>
         </w:rPr>
@@ -374,9 +462,10 @@
         <w:ind w:left="0"/>
         <w:rPr>
           <w:rFonts w:asciiTheme="minorHAnsi" w:eastAsia="Times New Roman" w:hAnsiTheme="minorHAnsi" w:cs="Times New Roman"/>
-          <w:color w:val="auto"/>
+          <w:color w:val="000000" w:themeColor="text1"/>
           <w:kern w:val="0"/>
           <w:sz w:val="24"/>
+          <w:highlight w:val="yellow"/>
           <w:lang w:val="en-US" w:eastAsia="en-US"/>
           <w14:ligatures w14:val="none"/>
         </w:rPr>
@@ -384,13 +473,92 @@
       <w:r>
         <w:rPr>
           <w:rFonts w:asciiTheme="minorHAnsi" w:eastAsia="Times New Roman" w:hAnsiTheme="minorHAnsi" w:cs="Times New Roman"/>
-          <w:color w:val="auto"/>
+          <w:color w:val="000000" w:themeColor="text1"/>
           <w:kern w:val="0"/>
           <w:sz w:val="24"/>
+          <w:highlight w:val="yellow"/>
           <w:lang w:val="en-US" w:eastAsia="en-US"/>
           <w14:ligatures w14:val="none"/>
         </w:rPr>
-        <w:t>El repositorio debe incluir:</w:t>
+        <w:t xml:space="preserve">El </w:t>
+      </w:r>
+      <w:proofErr w:type="spellStart"/>
+      <w:r>
+        <w:rPr>
+          <w:rFonts w:asciiTheme="minorHAnsi" w:eastAsia="Times New Roman" w:hAnsiTheme="minorHAnsi" w:cs="Times New Roman"/>
+          <w:color w:val="000000" w:themeColor="text1"/>
+          <w:kern w:val="0"/>
+          <w:sz w:val="24"/>
+          <w:highlight w:val="yellow"/>
+          <w:lang w:val="en-US" w:eastAsia="en-US"/>
+          <w14:ligatures w14:val="none"/>
+        </w:rPr>
+        <w:t>repositorio</w:t>
+      </w:r>
+      <w:proofErr w:type="spellEnd"/>
+      <w:r>
+        <w:rPr>
+          <w:rFonts w:asciiTheme="minorHAnsi" w:eastAsia="Times New Roman" w:hAnsiTheme="minorHAnsi" w:cs="Times New Roman"/>
+          <w:color w:val="000000" w:themeColor="text1"/>
+          <w:kern w:val="0"/>
+          <w:sz w:val="24"/>
+          <w:highlight w:val="yellow"/>
+          <w:lang w:val="en-US" w:eastAsia="en-US"/>
+          <w14:ligatures w14:val="none"/>
+        </w:rPr>
+        <w:t xml:space="preserve"> </w:t>
+      </w:r>
+      <w:proofErr w:type="spellStart"/>
+      <w:r>
+        <w:rPr>
+          <w:rFonts w:asciiTheme="minorHAnsi" w:eastAsia="Times New Roman" w:hAnsiTheme="minorHAnsi" w:cs="Times New Roman"/>
+          <w:color w:val="000000" w:themeColor="text1"/>
+          <w:kern w:val="0"/>
+          <w:sz w:val="24"/>
+          <w:highlight w:val="yellow"/>
+          <w:lang w:val="en-US" w:eastAsia="en-US"/>
+          <w14:ligatures w14:val="none"/>
+        </w:rPr>
+        <w:t>debe</w:t>
+      </w:r>
+      <w:proofErr w:type="spellEnd"/>
+      <w:r>
+        <w:rPr>
+          <w:rFonts w:asciiTheme="minorHAnsi" w:eastAsia="Times New Roman" w:hAnsiTheme="minorHAnsi" w:cs="Times New Roman"/>
+          <w:color w:val="000000" w:themeColor="text1"/>
+          <w:kern w:val="0"/>
+          <w:sz w:val="24"/>
+          <w:highlight w:val="yellow"/>
+          <w:lang w:val="en-US" w:eastAsia="en-US"/>
+          <w14:ligatures w14:val="none"/>
+        </w:rPr>
+        <w:t xml:space="preserve"> </w:t>
+      </w:r>
+      <w:proofErr w:type="spellStart"/>
+      <w:r>
+        <w:rPr>
+          <w:rFonts w:asciiTheme="minorHAnsi" w:eastAsia="Times New Roman" w:hAnsiTheme="minorHAnsi" w:cs="Times New Roman"/>
+          <w:color w:val="000000" w:themeColor="text1"/>
+          <w:kern w:val="0"/>
+          <w:sz w:val="24"/>
+          <w:highlight w:val="yellow"/>
+          <w:lang w:val="en-US" w:eastAsia="en-US"/>
+          <w14:ligatures w14:val="none"/>
+        </w:rPr>
+        <w:t>incluir</w:t>
+      </w:r>
+      <w:proofErr w:type="spellEnd"/>
+      <w:r>
+        <w:rPr>
+          <w:rFonts w:asciiTheme="minorHAnsi" w:eastAsia="Times New Roman" w:hAnsiTheme="minorHAnsi" w:cs="Times New Roman"/>
+          <w:color w:val="000000" w:themeColor="text1"/>
+          <w:kern w:val="0"/>
+          <w:sz w:val="24"/>
+          <w:highlight w:val="yellow"/>
+          <w:lang w:val="en-US" w:eastAsia="en-US"/>
+          <w14:ligatures w14:val="none"/>
+        </w:rPr>
+        <w:t>:</w:t>
       </w:r>
     </w:p>
     <w:p>
@@ -402,19 +570,22 @@
         <w:spacing w:before="36" w:after="36" w:line="240" w:lineRule="auto"/>
         <w:rPr>
           <w:rFonts w:asciiTheme="minorHAnsi" w:eastAsia="Times New Roman" w:hAnsiTheme="minorHAnsi" w:cs="Times New Roman"/>
-          <w:color w:val="auto"/>
+          <w:color w:val="000000" w:themeColor="text1"/>
           <w:kern w:val="0"/>
           <w:sz w:val="24"/>
+          <w:highlight w:val="yellow"/>
           <w:lang w:val="es-CR" w:eastAsia="en-US"/>
           <w14:ligatures w14:val="none"/>
         </w:rPr>
       </w:pPr>
+      <w:proofErr w:type="gramStart"/>
       <w:r>
         <w:rPr>
           <w:rFonts w:asciiTheme="minorHAnsi" w:eastAsia="Times New Roman" w:hAnsiTheme="minorHAnsi" w:cs="Times New Roman"/>
-          <w:color w:val="auto"/>
+          <w:color w:val="000000" w:themeColor="text1"/>
           <w:kern w:val="0"/>
           <w:sz w:val="24"/>
+          <w:highlight w:val="yellow"/>
           <w:lang w:val="es-CR" w:eastAsia="en-US"/>
           <w14:ligatures w14:val="none"/>
         </w:rPr>
@@ -423,20 +594,37 @@
       <w:r>
         <w:rPr>
           <w:rFonts w:ascii="Consolas" w:eastAsia="Times New Roman" w:hAnsi="Consolas" w:cs="Times New Roman"/>
-          <w:color w:val="auto"/>
+          <w:color w:val="000000" w:themeColor="text1"/>
           <w:kern w:val="0"/>
           <w:sz w:val="22"/>
+          <w:highlight w:val="yellow"/>
           <w:lang w:val="es-CR" w:eastAsia="en-US"/>
           <w14:ligatures w14:val="none"/>
         </w:rPr>
-        <w:t>.ipynb</w:t>
-      </w:r>
+        <w:t>.</w:t>
+      </w:r>
+      <w:proofErr w:type="spellStart"/>
+      <w:r>
+        <w:rPr>
+          <w:rFonts w:ascii="Consolas" w:eastAsia="Times New Roman" w:hAnsi="Consolas" w:cs="Times New Roman"/>
+          <w:color w:val="000000" w:themeColor="text1"/>
+          <w:kern w:val="0"/>
+          <w:sz w:val="22"/>
+          <w:highlight w:val="yellow"/>
+          <w:lang w:val="es-CR" w:eastAsia="en-US"/>
+          <w14:ligatures w14:val="none"/>
+        </w:rPr>
+        <w:t>ipynb</w:t>
+      </w:r>
+      <w:proofErr w:type="spellEnd"/>
+      <w:proofErr w:type="gramEnd"/>
       <w:r>
         <w:rPr>
           <w:rFonts w:asciiTheme="minorHAnsi" w:eastAsia="Times New Roman" w:hAnsiTheme="minorHAnsi" w:cs="Times New Roman"/>
-          <w:color w:val="auto"/>
+          <w:color w:val="000000" w:themeColor="text1"/>
           <w:kern w:val="0"/>
           <w:sz w:val="24"/>
+          <w:highlight w:val="yellow"/>
           <w:lang w:val="es-CR" w:eastAsia="en-US"/>
           <w14:ligatures w14:val="none"/>
         </w:rPr>
@@ -452,23 +640,91 @@
         <w:spacing w:before="36" w:after="36" w:line="240" w:lineRule="auto"/>
         <w:rPr>
           <w:rFonts w:asciiTheme="minorHAnsi" w:eastAsia="Times New Roman" w:hAnsiTheme="minorHAnsi" w:cs="Times New Roman"/>
-          <w:color w:val="auto"/>
+          <w:color w:val="000000" w:themeColor="text1"/>
           <w:kern w:val="0"/>
           <w:sz w:val="24"/>
+          <w:highlight w:val="yellow"/>
           <w:lang w:val="en-US" w:eastAsia="en-US"/>
           <w14:ligatures w14:val="none"/>
         </w:rPr>
       </w:pPr>
+      <w:proofErr w:type="spellStart"/>
       <w:r>
         <w:rPr>
           <w:rFonts w:asciiTheme="minorHAnsi" w:eastAsia="Times New Roman" w:hAnsiTheme="minorHAnsi" w:cs="Times New Roman"/>
-          <w:color w:val="auto"/>
+          <w:color w:val="000000" w:themeColor="text1"/>
           <w:kern w:val="0"/>
           <w:sz w:val="24"/>
+          <w:highlight w:val="yellow"/>
           <w:lang w:val="en-US" w:eastAsia="en-US"/>
           <w14:ligatures w14:val="none"/>
         </w:rPr>
-        <w:t>Respuestas y ejercicios desarrollados.</w:t>
+        <w:t>Respuestas</w:t>
+      </w:r>
+      <w:proofErr w:type="spellEnd"/>
+      <w:r>
+        <w:rPr>
+          <w:rFonts w:asciiTheme="minorHAnsi" w:eastAsia="Times New Roman" w:hAnsiTheme="minorHAnsi" w:cs="Times New Roman"/>
+          <w:color w:val="000000" w:themeColor="text1"/>
+          <w:kern w:val="0"/>
+          <w:sz w:val="24"/>
+          <w:highlight w:val="yellow"/>
+          <w:lang w:val="en-US" w:eastAsia="en-US"/>
+          <w14:ligatures w14:val="none"/>
+        </w:rPr>
+        <w:t xml:space="preserve"> y </w:t>
+      </w:r>
+      <w:proofErr w:type="spellStart"/>
+      <w:r>
+        <w:rPr>
+          <w:rFonts w:asciiTheme="minorHAnsi" w:eastAsia="Times New Roman" w:hAnsiTheme="minorHAnsi" w:cs="Times New Roman"/>
+          <w:color w:val="000000" w:themeColor="text1"/>
+          <w:kern w:val="0"/>
+          <w:sz w:val="24"/>
+          <w:highlight w:val="yellow"/>
+          <w:lang w:val="en-US" w:eastAsia="en-US"/>
+          <w14:ligatures w14:val="none"/>
+        </w:rPr>
+        <w:t>ejercicios</w:t>
+      </w:r>
+      <w:proofErr w:type="spellEnd"/>
+      <w:r>
+        <w:rPr>
+          <w:rFonts w:asciiTheme="minorHAnsi" w:eastAsia="Times New Roman" w:hAnsiTheme="minorHAnsi" w:cs="Times New Roman"/>
+          <w:color w:val="000000" w:themeColor="text1"/>
+          <w:kern w:val="0"/>
+          <w:sz w:val="24"/>
+          <w:highlight w:val="yellow"/>
+          <w:lang w:val="en-US" w:eastAsia="en-US"/>
+          <w14:ligatures w14:val="none"/>
+        </w:rPr>
+        <w:t xml:space="preserve"> </w:t>
+      </w:r>
+      <w:proofErr w:type="spellStart"/>
+      <w:r>
+        <w:rPr>
+          <w:rFonts w:asciiTheme="minorHAnsi" w:eastAsia="Times New Roman" w:hAnsiTheme="minorHAnsi" w:cs="Times New Roman"/>
+          <w:color w:val="000000" w:themeColor="text1"/>
+          <w:kern w:val="0"/>
+          <w:sz w:val="24"/>
+          <w:highlight w:val="yellow"/>
+          <w:lang w:val="en-US" w:eastAsia="en-US"/>
+          <w14:ligatures w14:val="none"/>
+        </w:rPr>
+        <w:t>desarrollados</w:t>
+      </w:r>
+      <w:proofErr w:type="spellEnd"/>
+      <w:r>
+        <w:rPr>
+          <w:rFonts w:asciiTheme="minorHAnsi" w:eastAsia="Times New Roman" w:hAnsiTheme="minorHAnsi" w:cs="Times New Roman"/>
+          <w:color w:val="000000" w:themeColor="text1"/>
+          <w:kern w:val="0"/>
+          <w:sz w:val="24"/>
+          <w:highlight w:val="yellow"/>
+          <w:lang w:val="en-US" w:eastAsia="en-US"/>
+          <w14:ligatures w14:val="none"/>
+        </w:rPr>
+        <w:t>.</w:t>
       </w:r>
     </w:p>
     <w:p>
@@ -480,14 +736,233 @@
         <w:spacing w:before="36" w:after="36" w:line="240" w:lineRule="auto"/>
         <w:rPr>
           <w:rFonts w:asciiTheme="minorHAnsi" w:eastAsia="Times New Roman" w:hAnsiTheme="minorHAnsi" w:cs="Times New Roman"/>
-          <w:color w:val="auto"/>
+          <w:color w:val="000000" w:themeColor="text1"/>
           <w:kern w:val="0"/>
           <w:sz w:val="24"/>
+          <w:highlight w:val="yellow"/>
           <w:lang w:val="es-CR" w:eastAsia="en-US"/>
           <w14:ligatures w14:val="none"/>
         </w:rPr>
       </w:pPr>
       <w:r>
+        <w:rPr>
+          <w:rFonts w:asciiTheme="minorHAnsi" w:eastAsia="Times New Roman" w:hAnsiTheme="minorHAnsi" w:cs="Times New Roman"/>
+          <w:color w:val="000000" w:themeColor="text1"/>
+          <w:kern w:val="0"/>
+          <w:sz w:val="24"/>
+          <w:highlight w:val="yellow"/>
+          <w:lang w:val="es-CR" w:eastAsia="en-US"/>
+          <w14:ligatures w14:val="none"/>
+        </w:rPr>
+        <w:t>Evidencia de ejecución del código.</w:t>
+      </w:r>
+    </w:p>
+    <w:p>
+      <w:pPr>
+        <w:spacing w:after="200" w:line="240" w:lineRule="auto"/>
+        <w:ind w:left="0"/>
+        <w:rPr>
+          <w:rFonts w:asciiTheme="minorHAnsi" w:eastAsia="Times New Roman" w:hAnsiTheme="minorHAnsi" w:cs="Times New Roman"/>
+          <w:color w:val="000000" w:themeColor="text1"/>
+          <w:kern w:val="0"/>
+          <w:sz w:val="24"/>
+          <w:highlight w:val="yellow"/>
+          <w:lang w:val="en-US" w:eastAsia="en-US"/>
+          <w14:ligatures w14:val="none"/>
+        </w:rPr>
+      </w:pPr>
+      <w:r>
+        <w:rPr>
+          <w:rFonts w:asciiTheme="minorHAnsi" w:eastAsia="Times New Roman" w:hAnsiTheme="minorHAnsi" w:cs="Times New Roman"/>
+          <w:color w:val="000000" w:themeColor="text1"/>
+          <w:kern w:val="0"/>
+          <w:sz w:val="24"/>
+          <w:highlight w:val="yellow"/>
+          <w:lang w:val="en-US" w:eastAsia="en-US"/>
+          <w14:ligatures w14:val="none"/>
+        </w:rPr>
+        <w:pict w14:anchorId="04B911BC">
+          <v:rect id="_x0000_i1028" style="width:0;height:1.5pt" o:hralign="center" o:hrstd="t" o:hr="t" stroked="f"/>
+        </w:pict>
+      </w:r>
+    </w:p>
+    <w:p>
+      <w:pPr>
+        <w:spacing w:after="160"/>
+        <w:ind w:left="0"/>
+        <w:rPr>
+          <w:b/>
+          <w:bCs/>
+          <w:color w:val="000000" w:themeColor="text1"/>
+          <w:sz w:val="28"/>
+          <w:szCs w:val="20"/>
+          <w:highlight w:val="yellow"/>
+        </w:rPr>
+      </w:pPr>
+      <w:bookmarkStart w:id="1" w:name="importante"/>
+      <w:bookmarkEnd w:id="0"/>
+      <w:r>
+        <w:rPr>
+          <w:b/>
+          <w:bCs/>
+          <w:color w:val="000000" w:themeColor="text1"/>
+          <w:sz w:val="28"/>
+          <w:szCs w:val="20"/>
+          <w:highlight w:val="yellow"/>
+        </w:rPr>
+        <w:t>Importante</w:t>
+      </w:r>
+    </w:p>
+    <w:p>
+      <w:pPr>
+        <w:spacing w:before="180" w:after="180" w:line="240" w:lineRule="auto"/>
+        <w:ind w:left="0"/>
+        <w:rPr>
+          <w:rFonts w:asciiTheme="minorHAnsi" w:eastAsia="Times New Roman" w:hAnsiTheme="minorHAnsi" w:cs="Times New Roman"/>
+          <w:color w:val="000000" w:themeColor="text1"/>
+          <w:kern w:val="0"/>
+          <w:sz w:val="24"/>
+          <w:highlight w:val="yellow"/>
+          <w:lang w:val="es-CR" w:eastAsia="en-US"/>
+          <w14:ligatures w14:val="none"/>
+        </w:rPr>
+      </w:pPr>
+      <w:r>
+        <w:rPr>
+          <w:rFonts w:asciiTheme="minorHAnsi" w:eastAsia="Times New Roman" w:hAnsiTheme="minorHAnsi" w:cs="Times New Roman"/>
+          <w:color w:val="000000" w:themeColor="text1"/>
+          <w:kern w:val="0"/>
+          <w:sz w:val="24"/>
+          <w:highlight w:val="yellow"/>
+          <w:lang w:val="es-CR" w:eastAsia="en-US"/>
+          <w14:ligatures w14:val="none"/>
+        </w:rPr>
+        <w:t xml:space="preserve">El repositorio debe estar configurado como </w:t>
+      </w:r>
+      <w:r>
+        <w:rPr>
+          <w:rFonts w:asciiTheme="minorHAnsi" w:eastAsia="Times New Roman" w:hAnsiTheme="minorHAnsi" w:cs="Times New Roman"/>
+          <w:b/>
+          <w:bCs/>
+          <w:color w:val="000000" w:themeColor="text1"/>
+          <w:kern w:val="0"/>
+          <w:sz w:val="24"/>
+          <w:highlight w:val="yellow"/>
+          <w:lang w:val="es-CR" w:eastAsia="en-US"/>
+          <w14:ligatures w14:val="none"/>
+        </w:rPr>
+        <w:t>público</w:t>
+      </w:r>
+      <w:r>
+        <w:rPr>
+          <w:rFonts w:asciiTheme="minorHAnsi" w:eastAsia="Times New Roman" w:hAnsiTheme="minorHAnsi" w:cs="Times New Roman"/>
+          <w:color w:val="000000" w:themeColor="text1"/>
+          <w:kern w:val="0"/>
+          <w:sz w:val="24"/>
+          <w:highlight w:val="yellow"/>
+          <w:lang w:val="es-CR" w:eastAsia="en-US"/>
+          <w14:ligatures w14:val="none"/>
+        </w:rPr>
+        <w:t>, ya que el docente revisará la actividad mediante el enlace compartido.</w:t>
+      </w:r>
+    </w:p>
+    <w:p>
+      <w:pPr>
+        <w:spacing w:before="180" w:after="180" w:line="240" w:lineRule="auto"/>
+        <w:ind w:left="0"/>
+        <w:rPr>
+          <w:rFonts w:asciiTheme="minorHAnsi" w:eastAsia="Times New Roman" w:hAnsiTheme="minorHAnsi" w:cs="Times New Roman"/>
+          <w:color w:val="000000" w:themeColor="text1"/>
+          <w:kern w:val="0"/>
+          <w:sz w:val="24"/>
+          <w:highlight w:val="yellow"/>
+          <w:lang w:val="es-CR" w:eastAsia="en-US"/>
+          <w14:ligatures w14:val="none"/>
+        </w:rPr>
+      </w:pPr>
+      <w:r>
+        <w:rPr>
+          <w:rFonts w:asciiTheme="minorHAnsi" w:eastAsia="Times New Roman" w:hAnsiTheme="minorHAnsi" w:cs="Times New Roman"/>
+          <w:b/>
+          <w:bCs/>
+          <w:color w:val="000000" w:themeColor="text1"/>
+          <w:kern w:val="0"/>
+          <w:sz w:val="24"/>
+          <w:highlight w:val="yellow"/>
+          <w:lang w:val="es-CR" w:eastAsia="en-US"/>
+          <w14:ligatures w14:val="none"/>
+        </w:rPr>
+        <w:t>El estudiante debe entregar únicamente el enlace público del repositorio de GitHub.</w:t>
+      </w:r>
+    </w:p>
+    <w:p>
+      <w:pPr>
+        <w:spacing w:after="160"/>
+        <w:ind w:left="0"/>
+        <w:rPr>
+          <w:b/>
+          <w:bCs/>
+          <w:color w:val="000000" w:themeColor="text1"/>
+          <w:sz w:val="28"/>
+          <w:szCs w:val="20"/>
+        </w:rPr>
+      </w:pPr>
+      <w:r>
+        <w:rPr>
+          <w:rFonts w:asciiTheme="minorHAnsi" w:eastAsia="Times New Roman" w:hAnsiTheme="minorHAnsi" w:cs="Times New Roman"/>
+          <w:b/>
+          <w:bCs/>
+          <w:color w:val="000000" w:themeColor="text1"/>
+          <w:kern w:val="0"/>
+          <w:sz w:val="24"/>
+          <w:highlight w:val="yellow"/>
+          <w:lang w:val="es-CR" w:eastAsia="en-US"/>
+          <w14:ligatures w14:val="none"/>
+        </w:rPr>
+        <w:lastRenderedPageBreak/>
+        <w:t>Correo de entrega:</w:t>
+      </w:r>
+      <w:r>
+        <w:rPr>
+          <w:rFonts w:asciiTheme="minorHAnsi" w:eastAsia="Times New Roman" w:hAnsiTheme="minorHAnsi" w:cs="Times New Roman"/>
+          <w:color w:val="000000" w:themeColor="text1"/>
+          <w:kern w:val="0"/>
+          <w:sz w:val="24"/>
+          <w:highlight w:val="yellow"/>
+          <w:lang w:val="es-CR" w:eastAsia="en-US"/>
+          <w14:ligatures w14:val="none"/>
+        </w:rPr>
+        <w:br/>
+        <w:t>amenaa@castrocarazo.ac.cr</w:t>
+      </w:r>
+      <w:bookmarkEnd w:id="1"/>
+      <w:r>
+        <w:rPr>
+          <w:b/>
+          <w:bCs/>
+          <w:color w:val="000000" w:themeColor="text1"/>
+          <w:sz w:val="28"/>
+          <w:szCs w:val="20"/>
+          <w:highlight w:val="yellow"/>
+        </w:rPr>
+        <w:t xml:space="preserve"> </w:t>
+      </w:r>
+      <w:r>
+        <w:rPr>
+          <w:b/>
+          <w:bCs/>
+          <w:color w:val="000000" w:themeColor="text1"/>
+          <w:sz w:val="28"/>
+          <w:szCs w:val="20"/>
+          <w:highlight w:val="yellow"/>
+        </w:rPr>
+        <w:t>Actividad: NOTEBOOK 01 - Introducción a Python</w:t>
+      </w:r>
+    </w:p>
+    <w:p>
+      <w:pPr>
+        <w:spacing w:before="180" w:after="180" w:line="240" w:lineRule="auto"/>
+        <w:ind w:left="0"/>
         <w:rPr>
           <w:rFonts w:asciiTheme="minorHAnsi" w:eastAsia="Times New Roman" w:hAnsiTheme="minorHAnsi" w:cs="Times New Roman"/>
           <w:color w:val="auto"/>
@@ -496,180 +971,13 @@
           <w:lang w:val="es-CR" w:eastAsia="en-US"/>
           <w14:ligatures w14:val="none"/>
         </w:rPr>
-        <w:t>Evidencia de ejecución del código.</w:t>
-      </w:r>
-    </w:p>
-    <w:p>
-      <w:pPr>
-        <w:spacing w:after="200" w:line="240" w:lineRule="auto"/>
-        <w:ind w:left="0"/>
-        <w:rPr>
-          <w:rFonts w:asciiTheme="minorHAnsi" w:eastAsia="Times New Roman" w:hAnsiTheme="minorHAnsi" w:cs="Times New Roman"/>
-          <w:color w:val="auto"/>
-          <w:kern w:val="0"/>
-          <w:sz w:val="24"/>
-          <w:lang w:val="en-US" w:eastAsia="en-US"/>
-          <w14:ligatures w14:val="none"/>
-        </w:rPr>
-      </w:pPr>
-      <w:r>
-        <w:rPr>
-          <w:rFonts w:asciiTheme="minorHAnsi" w:eastAsia="Times New Roman" w:hAnsiTheme="minorHAnsi" w:cs="Times New Roman"/>
-          <w:color w:val="auto"/>
-          <w:kern w:val="0"/>
-          <w:sz w:val="24"/>
-          <w:lang w:val="en-US" w:eastAsia="en-US"/>
-          <w14:ligatures w14:val="none"/>
-        </w:rPr>
-        <w:pict w14:anchorId="04B911BC">
-          <v:rect id="_x0000_i1028" style="width:0;height:1.5pt" o:hralign="center" o:hrstd="t" o:hr="t" stroked="f"/>
-        </w:pict>
-      </w:r>
-    </w:p>
-    <w:p>
-      <w:pPr>
-        <w:spacing w:after="160"/>
-        <w:ind w:left="0"/>
-        <w:rPr>
-          <w:b/>
-          <w:bCs/>
-          <w:sz w:val="28"/>
-          <w:szCs w:val="20"/>
-        </w:rPr>
-      </w:pPr>
-      <w:bookmarkStart w:id="1" w:name="importante"/>
-      <w:bookmarkEnd w:id="0"/>
-      <w:r>
-        <w:rPr>
-          <w:b/>
-          <w:bCs/>
-          <w:sz w:val="28"/>
-          <w:szCs w:val="20"/>
-        </w:rPr>
-        <w:t>Importante</w:t>
-      </w:r>
-    </w:p>
-    <w:p>
-      <w:pPr>
-        <w:spacing w:before="180" w:after="180" w:line="240" w:lineRule="auto"/>
-        <w:ind w:left="0"/>
-        <w:rPr>
-          <w:rFonts w:asciiTheme="minorHAnsi" w:eastAsia="Times New Roman" w:hAnsiTheme="minorHAnsi" w:cs="Times New Roman"/>
-          <w:color w:val="auto"/>
-          <w:kern w:val="0"/>
-          <w:sz w:val="24"/>
-          <w:lang w:val="es-CR" w:eastAsia="en-US"/>
-          <w14:ligatures w14:val="none"/>
-        </w:rPr>
-      </w:pPr>
-      <w:r>
-        <w:rPr>
-          <w:rFonts w:asciiTheme="minorHAnsi" w:eastAsia="Times New Roman" w:hAnsiTheme="minorHAnsi" w:cs="Times New Roman"/>
-          <w:color w:val="auto"/>
-          <w:kern w:val="0"/>
-          <w:sz w:val="24"/>
-          <w:lang w:val="es-CR" w:eastAsia="en-US"/>
-          <w14:ligatures w14:val="none"/>
-        </w:rPr>
-        <w:t xml:space="preserve">El repositorio debe estar configurado como </w:t>
-      </w:r>
-      <w:r>
-        <w:rPr>
-          <w:rFonts w:asciiTheme="minorHAnsi" w:eastAsia="Times New Roman" w:hAnsiTheme="minorHAnsi" w:cs="Times New Roman"/>
-          <w:b/>
-          <w:bCs/>
-          <w:color w:val="auto"/>
-          <w:kern w:val="0"/>
-          <w:sz w:val="24"/>
-          <w:lang w:val="es-CR" w:eastAsia="en-US"/>
-          <w14:ligatures w14:val="none"/>
-        </w:rPr>
-        <w:t>público</w:t>
-      </w:r>
-      <w:r>
-        <w:rPr>
-          <w:rFonts w:asciiTheme="minorHAnsi" w:eastAsia="Times New Roman" w:hAnsiTheme="minorHAnsi" w:cs="Times New Roman"/>
-          <w:color w:val="auto"/>
-          <w:kern w:val="0"/>
-          <w:sz w:val="24"/>
-          <w:lang w:val="es-CR" w:eastAsia="en-US"/>
-          <w14:ligatures w14:val="none"/>
-        </w:rPr>
-        <w:t>, ya que el docente revisará la actividad mediante el enlace compartido.</w:t>
-      </w:r>
-    </w:p>
-    <w:p>
-      <w:pPr>
-        <w:spacing w:before="180" w:after="180" w:line="240" w:lineRule="auto"/>
-        <w:ind w:left="0"/>
-        <w:rPr>
-          <w:rFonts w:asciiTheme="minorHAnsi" w:eastAsia="Times New Roman" w:hAnsiTheme="minorHAnsi" w:cs="Times New Roman"/>
-          <w:color w:val="auto"/>
-          <w:kern w:val="0"/>
-          <w:sz w:val="24"/>
-          <w:lang w:val="es-CR" w:eastAsia="en-US"/>
-          <w14:ligatures w14:val="none"/>
-        </w:rPr>
-      </w:pPr>
-      <w:r>
-        <w:rPr>
-          <w:rFonts w:asciiTheme="minorHAnsi" w:eastAsia="Times New Roman" w:hAnsiTheme="minorHAnsi" w:cs="Times New Roman"/>
-          <w:b/>
-          <w:bCs/>
-          <w:color w:val="auto"/>
-          <w:kern w:val="0"/>
-          <w:sz w:val="24"/>
-          <w:lang w:val="es-CR" w:eastAsia="en-US"/>
-          <w14:ligatures w14:val="none"/>
-        </w:rPr>
-        <w:t>El estudiante debe entregar únicamente el enlace público del repositorio de GitHub.</w:t>
-      </w:r>
-    </w:p>
-    <w:p>
-      <w:pPr>
-        <w:spacing w:before="180" w:after="180" w:line="240" w:lineRule="auto"/>
-        <w:ind w:left="0"/>
-        <w:rPr>
-          <w:rFonts w:asciiTheme="minorHAnsi" w:eastAsia="Times New Roman" w:hAnsiTheme="minorHAnsi" w:cs="Times New Roman"/>
-          <w:color w:val="auto"/>
-          <w:kern w:val="0"/>
-          <w:sz w:val="24"/>
-          <w:lang w:val="es-CR" w:eastAsia="en-US"/>
-          <w14:ligatures w14:val="none"/>
-        </w:rPr>
-      </w:pPr>
-      <w:r>
-        <w:rPr>
-          <w:rFonts w:asciiTheme="minorHAnsi" w:eastAsia="Times New Roman" w:hAnsiTheme="minorHAnsi" w:cs="Times New Roman"/>
-          <w:b/>
-          <w:bCs/>
-          <w:color w:val="auto"/>
-          <w:kern w:val="0"/>
-          <w:sz w:val="24"/>
-          <w:lang w:val="es-CR" w:eastAsia="en-US"/>
-          <w14:ligatures w14:val="none"/>
-        </w:rPr>
-        <w:t>Correo de entrega:</w:t>
-      </w:r>
-      <w:r>
-        <w:rPr>
-          <w:rFonts w:asciiTheme="minorHAnsi" w:eastAsia="Times New Roman" w:hAnsiTheme="minorHAnsi" w:cs="Times New Roman"/>
-          <w:color w:val="auto"/>
-          <w:kern w:val="0"/>
-          <w:sz w:val="24"/>
-          <w:lang w:val="es-CR" w:eastAsia="en-US"/>
-          <w14:ligatures w14:val="none"/>
-        </w:rPr>
-        <w:br/>
-        <w:t>amenaa@castrocarazo.ac.cr</w:t>
-      </w:r>
-      <w:bookmarkEnd w:id="1"/>
+      </w:pPr>
     </w:p>
     <w:sectPr>
-      <w:headerReference w:type="even" r:id="rId8"/>
-      <w:headerReference w:type="default" r:id="rId9"/>
-      <w:footerReference w:type="default" r:id="rId10"/>
-      <w:headerReference w:type="first" r:id="rId11"/>
+      <w:headerReference w:type="even" r:id="rId9"/>
+      <w:headerReference w:type="default" r:id="rId10"/>
+      <w:footerReference w:type="default" r:id="rId11"/>
+      <w:headerReference w:type="first" r:id="rId12"/>
       <w:pgSz w:w="11906" w:h="16838" w:code="9"/>
       <w:pgMar w:top="1440" w:right="1080" w:bottom="1440" w:left="1080" w:header="720" w:footer="57" w:gutter="0"/>
       <w:cols w:space="720"/>
@@ -920,7 +1228,7 @@
 <w:numbering xmlns:wpc="http://schemas.microsoft.com/office/word/2010/wordprocessingCanvas" xmlns:cx="http://schemas.microsoft.com/office/drawing/2014/chartex" xmlns:cx1="http://schemas.microsoft.com/office/drawing/2015/9/8/chartex" xmlns:cx2="http://schemas.microsoft.com/office/drawing/2015/10/21/chartex" xmlns:cx3="http://schemas.microsoft.com/office/drawing/2016/5/9/chartex" xmlns:cx4="http://schemas.microsoft.com/office/drawing/2016/5/10/chartex" xmlns:cx5="http://schemas.microsoft.com/office/drawing/2016/5/11/chartex" xmlns:cx6="http://schemas.microsoft.com/office/drawing/2016/5/12/chartex" xmlns:cx7="http://schemas.microsoft.com/office/drawing/2016/5/13/chartex" xmlns:cx8="http://schemas.microsoft.com/office/drawing/2016/5/14/chartex" xmlns:mc="http://schemas.openxmlformats.org/markup-compatibility/2006" xmlns:aink="http://schemas.microsoft.com/office/drawing/2016/ink" xmlns:am3d="http://schemas.microsoft.com/office/drawing/2017/model3d" xmlns:o="urn:schemas-microsoft-com:office:office" xmlns:oel="http://schemas.microsoft.com/office/2019/extlst" xmlns:r="http://schemas.openxmlformats.org/officeDocument/2006/relationships" xmlns:m="http://schemas.openxmlformats.org/officeDocument/2006/math" xmlns:v="urn:schemas-microsoft-com:vml" xmlns:wp14="http://schemas.microsoft.com/office/word/2010/wordprocessingDrawing" xmlns:wp="http://schemas.openxmlformats.org/drawingml/2006/wordprocessingDrawing" xmlns:w10="urn:schemas-microsoft-com:office:word" xmlns:w="http://schemas.openxmlformats.org/wordprocessingml/2006/main" xmlns:w14="http://schemas.microsoft.com/office/word/2010/wordml" xmlns:w15="http://schemas.microsoft.com/office/word/2012/wordml" xmlns:w16cex="http://schemas.microsoft.com/office/word/2018/wordml/cex" xmlns:w16cid="http://schemas.microsoft.com/office/word/2016/wordml/cid" xmlns:w16="http://schemas.microsoft.com/office/word/2018/wordml" xmlns:w16du="http://schemas.microsoft.com/office/word/2023/wordml/word16du" xmlns:w16sdtdh="http://schemas.microsoft.com/office/word/2020/wordml/sdtdatahash" xmlns:w16sdtfl="http://schemas.microsoft.com/office/word/2024/wordml/sdtformatlock" xmlns:w16se="http://schemas.microsoft.com/office/word/2015/wordml/symex" xmlns:wpg="http://schemas.microsoft.com/office/word/2010/wordprocessingGroup" xmlns:wpi="http://schemas.microsoft.com/office/word/2010/wordprocessingInk" xmlns:wne="http://schemas.microsoft.com/office/word/2006/wordml" xmlns:wps="http://schemas.microsoft.com/office/word/2010/wordprocessingShape" mc:Ignorable="w14 w15 w16se w16cid w16 w16cex w16sdtdh w16sdtfl w16du wp14">
   <w:numPicBullet w:numPicBulletId="0">
     <w:pict>
-      <v:rect id="_x0000_i1026" style="width:0;height:1.5pt" o:bullet="t" o:hrstd="t" o:hr="t" fillcolor="#a0a0a0" stroked="f"/>
+      <v:rect id="_x0000_i1025" style="width:0;height:1.5pt" o:bullet="t" o:hrstd="t" o:hr="t" fillcolor="#a0a0a0" stroked="f"/>
     </w:pict>
   </w:numPicBullet>
   <w:abstractNum w:abstractNumId="0" w15:restartNumberingAfterBreak="0">
@@ -3138,6 +3446,29 @@
       <w:sz w:val="36"/>
     </w:rPr>
   </w:style>
+  <w:style w:type="character" w:styleId="Hipervnculo">
+    <w:name w:val="Hyperlink"/>
+    <w:basedOn w:val="Fuentedeprrafopredeter"/>
+    <w:uiPriority w:val="99"/>
+    <w:unhideWhenUsed/>
+    <w:rsid w:val="00066190"/>
+    <w:rPr>
+      <w:color w:val="467886" w:themeColor="hyperlink"/>
+      <w:u w:val="single"/>
+    </w:rPr>
+  </w:style>
+  <w:style w:type="character" w:styleId="Mencinsinresolver">
+    <w:name w:val="Unresolved Mention"/>
+    <w:basedOn w:val="Fuentedeprrafopredeter"/>
+    <w:uiPriority w:val="99"/>
+    <w:semiHidden/>
+    <w:unhideWhenUsed/>
+    <w:rsid w:val="00066190"/>
+    <w:rPr>
+      <w:color w:val="605E5C"/>
+      <w:shd w:val="clear" w:color="auto" w:fill="E1DFDD"/>
+    </w:rPr>
+  </w:style>
 </w:styles>
 </file>
 
